--- a/gouvernance/word/21_Convention_hebergement_urgence.docx
+++ b/gouvernance/word/21_Convention_hebergement_urgence.docx
@@ -215,7 +215,17 @@
         <w:t xml:space="preserve">50,00 € TTC par nuitée</w:t>
       </w:r>
       <w:r>
-        <w:t xml:space="preserve">, taxe de séjour incluse, pour une chambre standard d'une à deux personnes. Pour une famille, le tarif d'une chambre familiale est fixé à ______ € TTC. Ces tarifs sont fermes pour la durée de la convention.</w:t>
+        <w:t xml:space="preserve">, taxe de séjour incluse, pour une chambre standard d'une à deux personnes. Pour une famille, le tarif d'une chambre familiale est plafonné à </w:t>
+      </w:r>
+      <w:r>
+        <w:rPr>
+          <w:b/>
+          <w:bCs/>
+        </w:rPr>
+        <w:t xml:space="preserve">85,00 € TTC par nuitée</w:t>
+      </w:r>
+      <w:r>
+        <w:t xml:space="preserve">, taxe de séjour incluse. Ces tarifs sont fermes pour la durée de la convention.</w:t>
       </w:r>
     </w:p>
     <w:p>
